--- a/01_CoreJava/JavaBasics.docx
+++ b/01_CoreJava/JavaBasics.docx
@@ -2051,8 +2051,8 @@
       <w:r>
         <w:drawing>
           <wp:inline distT="0" distB="0" distL="114300" distR="114300">
-            <wp:extent cx="5434330" cy="1185545"/>
-            <wp:effectExtent l="0" t="0" r="6350" b="3175"/>
+            <wp:extent cx="5434330" cy="1287780"/>
+            <wp:effectExtent l="0" t="0" r="6350" b="7620"/>
             <wp:docPr id="9" name="Picture 9"/>
             <wp:cNvGraphicFramePr>
               <a:graphicFrameLocks xmlns:a="http://schemas.openxmlformats.org/drawingml/2006/main" noChangeAspect="1"/>
@@ -2075,7 +2075,7 @@
                   <pic:spPr>
                     <a:xfrm>
                       <a:off x="0" y="0"/>
-                      <a:ext cx="5434330" cy="1185545"/>
+                      <a:ext cx="5434330" cy="1287780"/>
                     </a:xfrm>
                     <a:prstGeom prst="rect">
                       <a:avLst/>
@@ -2152,7 +2152,16 @@
           <w:sz w:val="24"/>
           <w:szCs w:val="24"/>
         </w:rPr>
-        <w:t xml:space="preserve"> (Class variables)</w:t>
+        <w:t xml:space="preserve"> (Class vari</w:t>
+      </w:r>
+      <w:bookmarkStart w:id="0" w:name="_GoBack"/>
+      <w:bookmarkEnd w:id="0"/>
+      <w:r>
+        <w:rPr>
+          <w:sz w:val="24"/>
+          <w:szCs w:val="24"/>
+        </w:rPr>
+        <w:t>ables)</w:t>
       </w:r>
     </w:p>
     <w:p>
@@ -15794,10 +15803,7 @@
         <w:t>valid</w:t>
       </w:r>
     </w:p>
-    <w:p>
-      <w:bookmarkStart w:id="0" w:name="_GoBack"/>
-      <w:bookmarkEnd w:id="0"/>
-    </w:p>
+    <w:p/>
     <w:sectPr>
       <w:pgSz w:w="11906" w:h="16838"/>
       <w:pgMar w:top="1440" w:right="1800" w:bottom="1440" w:left="1800" w:header="720" w:footer="720" w:gutter="0"/>
